--- a/files/Ima_Kennerly_Resume_LAIKA.docx
+++ b/files/Ima_Kennerly_Resume_LAIKA.docx
@@ -4,7 +4,7 @@
   <w:body>
     <w:p>
       <w:pPr>
-        <w:spacing w:after="40"/>
+        <w:spacing w:after="70"/>
         <w:jc w:val="center"/>
       </w:pPr>
       <w:r>
@@ -72,9 +72,9 @@
     <w:p>
       <w:pPr>
         <w:tabs>
-          <w:tab w:val="right" w:pos="9360"/>
+          <w:tab w:val="right" w:pos="10440"/>
         </w:tabs>
-        <w:spacing w:after="10" w:before="100"/>
+        <w:spacing w:after="10" w:before="150"/>
       </w:pPr>
       <w:r>
         <w:rPr>
@@ -172,9 +172,9 @@
     <w:p>
       <w:pPr>
         <w:tabs>
-          <w:tab w:val="right" w:pos="9360"/>
+          <w:tab w:val="right" w:pos="10440"/>
         </w:tabs>
-        <w:spacing w:after="10" w:before="100"/>
+        <w:spacing w:after="10" w:before="150"/>
       </w:pPr>
       <w:r>
         <w:rPr>
@@ -208,7 +208,7 @@
           <w:ilvl w:val="0"/>
           <w:numId w:val="2"/>
         </w:numPr>
-        <w:spacing w:after="40"/>
+        <w:spacing w:after="70"/>
       </w:pPr>
       <w:r>
         <w:rPr>
@@ -222,9 +222,9 @@
     <w:p>
       <w:pPr>
         <w:tabs>
-          <w:tab w:val="right" w:pos="9360"/>
+          <w:tab w:val="right" w:pos="10440"/>
         </w:tabs>
-        <w:spacing w:after="10" w:before="100"/>
+        <w:spacing w:after="10" w:before="150"/>
       </w:pPr>
       <w:r>
         <w:rPr>
@@ -258,7 +258,7 @@
           <w:ilvl w:val="0"/>
           <w:numId w:val="2"/>
         </w:numPr>
-        <w:spacing w:after="40"/>
+        <w:spacing w:after="70"/>
       </w:pPr>
       <w:r>
         <w:rPr>
@@ -276,7 +276,7 @@
           <w:ilvl w:val="0"/>
           <w:numId w:val="2"/>
         </w:numPr>
-        <w:spacing w:after="40"/>
+        <w:spacing w:after="70"/>
       </w:pPr>
       <w:r>
         <w:rPr>
@@ -290,9 +290,9 @@
     <w:p>
       <w:pPr>
         <w:tabs>
-          <w:tab w:val="right" w:pos="9360"/>
+          <w:tab w:val="right" w:pos="10440"/>
         </w:tabs>
-        <w:spacing w:after="10" w:before="100"/>
+        <w:spacing w:after="10" w:before="150"/>
       </w:pPr>
       <w:r>
         <w:rPr>
@@ -326,7 +326,7 @@
           <w:ilvl w:val="0"/>
           <w:numId w:val="2"/>
         </w:numPr>
-        <w:spacing w:after="40"/>
+        <w:spacing w:after="70"/>
       </w:pPr>
       <w:r>
         <w:rPr>
@@ -340,9 +340,9 @@
     <w:p>
       <w:pPr>
         <w:tabs>
-          <w:tab w:val="right" w:pos="9360"/>
+          <w:tab w:val="right" w:pos="10440"/>
         </w:tabs>
-        <w:spacing w:after="10" w:before="100"/>
+        <w:spacing w:after="10" w:before="150"/>
       </w:pPr>
       <w:r>
         <w:rPr>
@@ -376,7 +376,7 @@
           <w:ilvl w:val="0"/>
           <w:numId w:val="2"/>
         </w:numPr>
-        <w:spacing w:after="40"/>
+        <w:spacing w:after="70"/>
       </w:pPr>
       <w:r>
         <w:rPr>
@@ -390,9 +390,9 @@
     <w:p>
       <w:pPr>
         <w:tabs>
-          <w:tab w:val="right" w:pos="9360"/>
+          <w:tab w:val="right" w:pos="10440"/>
         </w:tabs>
-        <w:spacing w:after="10" w:before="100"/>
+        <w:spacing w:after="10" w:before="150"/>
       </w:pPr>
       <w:r>
         <w:rPr>
@@ -426,7 +426,7 @@
           <w:ilvl w:val="0"/>
           <w:numId w:val="2"/>
         </w:numPr>
-        <w:spacing w:after="40"/>
+        <w:spacing w:after="70"/>
       </w:pPr>
       <w:r>
         <w:rPr>
@@ -459,19 +459,19 @@
     <w:p>
       <w:pPr>
         <w:tabs>
-          <w:tab w:val="right" w:pos="9360"/>
+          <w:tab w:val="right" w:pos="10440"/>
         </w:tabs>
-        <w:spacing w:after="10" w:before="100"/>
-      </w:pPr>
-      <w:r>
-        <w:rPr>
-          <w:rFonts w:ascii="Calibri" w:cs="Calibri" w:eastAsia="Calibri" w:hAnsi="Calibri"/>
-          <w:b/>
-          <w:bCs/>
-          <w:sz w:val="20"/>
-          <w:szCs w:val="20"/>
-        </w:rPr>
-        <w:t xml:space="preserve">Syracuse University Honors Advisory Board — Vice President</w:t>
+        <w:spacing w:after="10" w:before="150"/>
+      </w:pPr>
+      <w:r>
+        <w:rPr>
+          <w:rFonts w:ascii="Calibri" w:cs="Calibri" w:eastAsia="Calibri" w:hAnsi="Calibri"/>
+          <w:b/>
+          <w:bCs/>
+          <w:sz w:val="20"/>
+          <w:szCs w:val="20"/>
+        </w:rPr>
+        <w:t xml:space="preserve">Incentive Radar — Owner</w:t>
       </w:r>
       <w:r>
         <w:t xml:space="preserve">	</w:t>
@@ -485,7 +485,7 @@
           <w:sz w:val="18"/>
           <w:szCs w:val="18"/>
         </w:rPr>
-        <w:t xml:space="preserve">Sept 2025 – Present</w:t>
+        <w:t xml:space="preserve">Sept 2026 – Present</w:t>
       </w:r>
     </w:p>
     <w:p>
@@ -495,47 +495,15 @@
           <w:ilvl w:val="0"/>
           <w:numId w:val="2"/>
         </w:numPr>
-        <w:spacing w:after="40"/>
-      </w:pPr>
-      <w:r>
-        <w:rPr>
-          <w:rFonts w:ascii="Calibri" w:cs="Calibri" w:eastAsia="Calibri" w:hAnsi="Calibri"/>
-          <w:sz w:val="20"/>
-          <w:szCs w:val="20"/>
-        </w:rPr>
-        <w:t xml:space="preserve">Direct cross-functional logistics and volunteer management for campus events drawing 200+ attendees — scheduling, staffing, and on-site coordination.</w:t>
-      </w:r>
-    </w:p>
-    <w:p>
-      <w:pPr>
-        <w:tabs>
-          <w:tab w:val="right" w:pos="9360"/>
-        </w:tabs>
-        <w:spacing w:after="10" w:before="100"/>
-      </w:pPr>
-      <w:r>
-        <w:rPr>
-          <w:rFonts w:ascii="Calibri" w:cs="Calibri" w:eastAsia="Calibri" w:hAnsi="Calibri"/>
-          <w:b/>
-          <w:bCs/>
-          <w:sz w:val="20"/>
-          <w:szCs w:val="20"/>
-        </w:rPr>
-        <w:t xml:space="preserve">Syracuse University Black Honors Society — Secretary</w:t>
-      </w:r>
-      <w:r>
-        <w:t xml:space="preserve">	</w:t>
-      </w:r>
-      <w:r>
-        <w:rPr>
-          <w:rFonts w:ascii="Calibri" w:cs="Calibri" w:eastAsia="Calibri" w:hAnsi="Calibri"/>
-          <w:i/>
-          <w:iCs/>
-          <w:color w:val="444444"/>
-          <w:sz w:val="18"/>
-          <w:szCs w:val="18"/>
-        </w:rPr>
-        <w:t xml:space="preserve">Sept 2025 – Present</w:t>
+        <w:spacing w:after="70"/>
+      </w:pPr>
+      <w:r>
+        <w:rPr>
+          <w:rFonts w:ascii="Calibri" w:cs="Calibri" w:eastAsia="Calibri" w:hAnsi="Calibri"/>
+          <w:sz w:val="20"/>
+          <w:szCs w:val="20"/>
+        </w:rPr>
+        <w:t xml:space="preserve">Founded and operate a B2B data subscription on US film and TV production incentives — credit allocations, qualified spend, and filming days, structured by state.</w:t>
       </w:r>
     </w:p>
     <w:p>
@@ -545,33 +513,33 @@
           <w:ilvl w:val="0"/>
           <w:numId w:val="2"/>
         </w:numPr>
-        <w:spacing w:after="40"/>
-      </w:pPr>
-      <w:r>
-        <w:rPr>
-          <w:rFonts w:ascii="Calibri" w:cs="Calibri" w:eastAsia="Calibri" w:hAnsi="Calibri"/>
-          <w:sz w:val="20"/>
-          <w:szCs w:val="20"/>
-        </w:rPr>
-        <w:t xml:space="preserve">Track agendas, action items, and deliverables to keep a multi-person executive board accountable and on schedule.</w:t>
+        <w:spacing w:after="70"/>
+      </w:pPr>
+      <w:r>
+        <w:rPr>
+          <w:rFonts w:ascii="Calibri" w:cs="Calibri" w:eastAsia="Calibri" w:hAnsi="Calibri"/>
+          <w:sz w:val="20"/>
+          <w:szCs w:val="20"/>
+        </w:rPr>
+        <w:t xml:space="preserve">Run it as a one-person operation: automated daily pipeline, source-validation rules, subscriber tiers, and a weekly operations review against a published build plan.</w:t>
       </w:r>
     </w:p>
     <w:p>
       <w:pPr>
         <w:tabs>
-          <w:tab w:val="right" w:pos="9360"/>
+          <w:tab w:val="right" w:pos="10440"/>
         </w:tabs>
-        <w:spacing w:after="10" w:before="100"/>
-      </w:pPr>
-      <w:r>
-        <w:rPr>
-          <w:rFonts w:ascii="Calibri" w:cs="Calibri" w:eastAsia="Calibri" w:hAnsi="Calibri"/>
-          <w:b/>
-          <w:bCs/>
-          <w:sz w:val="20"/>
-          <w:szCs w:val="20"/>
-        </w:rPr>
-        <w:t xml:space="preserve">Tualatin Hills Parks and Recreation — Program Leader</w:t>
+        <w:spacing w:after="10" w:before="150"/>
+      </w:pPr>
+      <w:r>
+        <w:rPr>
+          <w:rFonts w:ascii="Calibri" w:cs="Calibri" w:eastAsia="Calibri" w:hAnsi="Calibri"/>
+          <w:b/>
+          <w:bCs/>
+          <w:sz w:val="20"/>
+          <w:szCs w:val="20"/>
+        </w:rPr>
+        <w:t xml:space="preserve">Syracuse University Honors Advisory Board — Vice President</w:t>
       </w:r>
       <w:r>
         <w:t xml:space="preserve">	</w:t>
@@ -585,7 +553,7 @@
           <w:sz w:val="18"/>
           <w:szCs w:val="18"/>
         </w:rPr>
-        <w:t xml:space="preserve">Aug 2023 – Nov 2023, Tualatin, OR</w:t>
+        <w:t xml:space="preserve">Sept 2025 – Present</w:t>
       </w:r>
     </w:p>
     <w:p>
@@ -595,7 +563,107 @@
           <w:ilvl w:val="0"/>
           <w:numId w:val="2"/>
         </w:numPr>
-        <w:spacing w:after="40"/>
+        <w:spacing w:after="70"/>
+      </w:pPr>
+      <w:r>
+        <w:rPr>
+          <w:rFonts w:ascii="Calibri" w:cs="Calibri" w:eastAsia="Calibri" w:hAnsi="Calibri"/>
+          <w:sz w:val="20"/>
+          <w:szCs w:val="20"/>
+        </w:rPr>
+        <w:t xml:space="preserve">Direct cross-functional logistics and volunteer management for campus events drawing 200+ attendees — scheduling, staffing, and on-site coordination.</w:t>
+      </w:r>
+    </w:p>
+    <w:p>
+      <w:pPr>
+        <w:tabs>
+          <w:tab w:val="right" w:pos="10440"/>
+        </w:tabs>
+        <w:spacing w:after="10" w:before="150"/>
+      </w:pPr>
+      <w:r>
+        <w:rPr>
+          <w:rFonts w:ascii="Calibri" w:cs="Calibri" w:eastAsia="Calibri" w:hAnsi="Calibri"/>
+          <w:b/>
+          <w:bCs/>
+          <w:sz w:val="20"/>
+          <w:szCs w:val="20"/>
+        </w:rPr>
+        <w:t xml:space="preserve">Syracuse University Black Honors Society — Secretary</w:t>
+      </w:r>
+      <w:r>
+        <w:t xml:space="preserve">	</w:t>
+      </w:r>
+      <w:r>
+        <w:rPr>
+          <w:rFonts w:ascii="Calibri" w:cs="Calibri" w:eastAsia="Calibri" w:hAnsi="Calibri"/>
+          <w:i/>
+          <w:iCs/>
+          <w:color w:val="444444"/>
+          <w:sz w:val="18"/>
+          <w:szCs w:val="18"/>
+        </w:rPr>
+        <w:t xml:space="preserve">Sept 2025 – Present</w:t>
+      </w:r>
+    </w:p>
+    <w:p>
+      <w:pPr>
+        <w:pStyle w:val="ListParagraph"/>
+        <w:numPr>
+          <w:ilvl w:val="0"/>
+          <w:numId w:val="2"/>
+        </w:numPr>
+        <w:spacing w:after="70"/>
+      </w:pPr>
+      <w:r>
+        <w:rPr>
+          <w:rFonts w:ascii="Calibri" w:cs="Calibri" w:eastAsia="Calibri" w:hAnsi="Calibri"/>
+          <w:sz w:val="20"/>
+          <w:szCs w:val="20"/>
+        </w:rPr>
+        <w:t xml:space="preserve">Track agendas, action items, and deliverables to keep a multi-person executive board accountable and on schedule.</w:t>
+      </w:r>
+    </w:p>
+    <w:p>
+      <w:pPr>
+        <w:tabs>
+          <w:tab w:val="right" w:pos="10440"/>
+        </w:tabs>
+        <w:spacing w:after="10" w:before="150"/>
+      </w:pPr>
+      <w:r>
+        <w:rPr>
+          <w:rFonts w:ascii="Calibri" w:cs="Calibri" w:eastAsia="Calibri" w:hAnsi="Calibri"/>
+          <w:b/>
+          <w:bCs/>
+          <w:sz w:val="20"/>
+          <w:szCs w:val="20"/>
+        </w:rPr>
+        <w:t xml:space="preserve">Tualatin Hills Parks and Recreation — Program Leader</w:t>
+      </w:r>
+      <w:r>
+        <w:t xml:space="preserve">	</w:t>
+      </w:r>
+      <w:r>
+        <w:rPr>
+          <w:rFonts w:ascii="Calibri" w:cs="Calibri" w:eastAsia="Calibri" w:hAnsi="Calibri"/>
+          <w:i/>
+          <w:iCs/>
+          <w:color w:val="444444"/>
+          <w:sz w:val="18"/>
+          <w:szCs w:val="18"/>
+        </w:rPr>
+        <w:t xml:space="preserve">Aug 2023 – Nov 2023, Tualatin, OR</w:t>
+      </w:r>
+    </w:p>
+    <w:p>
+      <w:pPr>
+        <w:pStyle w:val="ListParagraph"/>
+        <w:numPr>
+          <w:ilvl w:val="0"/>
+          <w:numId w:val="2"/>
+        </w:numPr>
+        <w:spacing w:after="70"/>
       </w:pPr>
       <w:r>
         <w:rPr>
@@ -696,7 +764,7 @@
     </w:p>
     <w:sectPr>
       <w:pgSz w:w="12240" w:h="15840" w:orient="portrait"/>
-      <w:pgMar w:top="620" w:right="620" w:bottom="620" w:left="620" w:header="708" w:footer="708" w:gutter="0"/>
+      <w:pgMar w:top="700" w:right="900" w:bottom="700" w:left="900" w:header="708" w:footer="708" w:gutter="0"/>
       <w:pgNumType/>
       <w:docGrid w:linePitch="360"/>
     </w:sectPr>

--- a/files/Ima_Kennerly_Resume_LAIKA.docx
+++ b/files/Ima_Kennerly_Resume_LAIKA.docx
@@ -55,7 +55,7 @@
         <w:pBdr>
           <w:bottom w:val="single" w:color="1A1A1A" w:sz="6" w:space="2"/>
         </w:pBdr>
-        <w:spacing w:after="90" w:before="220"/>
+        <w:spacing w:after="120" w:before="320"/>
       </w:pPr>
       <w:r>
         <w:rPr>
@@ -71,9 +71,6 @@
     </w:p>
     <w:p>
       <w:pPr>
-        <w:tabs>
-          <w:tab w:val="right" w:pos="10440"/>
-        </w:tabs>
         <w:spacing w:after="10" w:before="150"/>
       </w:pPr>
       <w:r>
@@ -87,7 +84,13 @@
         <w:t xml:space="preserve">Syracuse University, S.I. Newhouse School of Public Communications — Syracuse, NY</w:t>
       </w:r>
       <w:r>
-        <w:t xml:space="preserve">	</w:t>
+        <w:rPr>
+          <w:rFonts w:ascii="Calibri" w:cs="Calibri" w:eastAsia="Calibri" w:hAnsi="Calibri"/>
+          <w:color w:val="888888"/>
+          <w:sz w:val="18"/>
+          <w:szCs w:val="18"/>
+        </w:rPr>
+        <w:t xml:space="preserve">   |   </w:t>
       </w:r>
       <w:r>
         <w:rPr>
@@ -155,7 +158,7 @@
         <w:pBdr>
           <w:bottom w:val="single" w:color="1A1A1A" w:sz="6" w:space="2"/>
         </w:pBdr>
-        <w:spacing w:after="90" w:before="220"/>
+        <w:spacing w:after="120" w:before="320"/>
       </w:pPr>
       <w:r>
         <w:rPr>
@@ -171,9 +174,6 @@
     </w:p>
     <w:p>
       <w:pPr>
-        <w:tabs>
-          <w:tab w:val="right" w:pos="10440"/>
-        </w:tabs>
         <w:spacing w:after="10" w:before="150"/>
       </w:pPr>
       <w:r>
@@ -187,7 +187,13 @@
         <w:t xml:space="preserve">Spring, Again — Lead Producer</w:t>
       </w:r>
       <w:r>
-        <w:t xml:space="preserve">	</w:t>
+        <w:rPr>
+          <w:rFonts w:ascii="Calibri" w:cs="Calibri" w:eastAsia="Calibri" w:hAnsi="Calibri"/>
+          <w:color w:val="888888"/>
+          <w:sz w:val="18"/>
+          <w:szCs w:val="18"/>
+        </w:rPr>
+        <w:t xml:space="preserve">   |   </w:t>
       </w:r>
       <w:r>
         <w:rPr>
@@ -221,9 +227,6 @@
     </w:p>
     <w:p>
       <w:pPr>
-        <w:tabs>
-          <w:tab w:val="right" w:pos="10440"/>
-        </w:tabs>
         <w:spacing w:after="10" w:before="150"/>
       </w:pPr>
       <w:r>
@@ -237,7 +240,13 @@
         <w:t xml:space="preserve">Desert Island Studios — Production Intern</w:t>
       </w:r>
       <w:r>
-        <w:t xml:space="preserve">	</w:t>
+        <w:rPr>
+          <w:rFonts w:ascii="Calibri" w:cs="Calibri" w:eastAsia="Calibri" w:hAnsi="Calibri"/>
+          <w:color w:val="888888"/>
+          <w:sz w:val="18"/>
+          <w:szCs w:val="18"/>
+        </w:rPr>
+        <w:t xml:space="preserve">   |   </w:t>
       </w:r>
       <w:r>
         <w:rPr>
@@ -289,9 +298,6 @@
     </w:p>
     <w:p>
       <w:pPr>
-        <w:tabs>
-          <w:tab w:val="right" w:pos="10440"/>
-        </w:tabs>
         <w:spacing w:after="10" w:before="150"/>
       </w:pPr>
       <w:r>
@@ -305,7 +311,13 @@
         <w:t xml:space="preserve">North East Productions — Assistant Camera &amp; Event Coordinator</w:t>
       </w:r>
       <w:r>
-        <w:t xml:space="preserve">	</w:t>
+        <w:rPr>
+          <w:rFonts w:ascii="Calibri" w:cs="Calibri" w:eastAsia="Calibri" w:hAnsi="Calibri"/>
+          <w:color w:val="888888"/>
+          <w:sz w:val="18"/>
+          <w:szCs w:val="18"/>
+        </w:rPr>
+        <w:t xml:space="preserve">   |   </w:t>
       </w:r>
       <w:r>
         <w:rPr>
@@ -339,9 +351,6 @@
     </w:p>
     <w:p>
       <w:pPr>
-        <w:tabs>
-          <w:tab w:val="right" w:pos="10440"/>
-        </w:tabs>
         <w:spacing w:after="10" w:before="150"/>
       </w:pPr>
       <w:r>
@@ -355,7 +364,13 @@
         <w:t xml:space="preserve">Bold Soul Studios — Production Assistant</w:t>
       </w:r>
       <w:r>
-        <w:t xml:space="preserve">	</w:t>
+        <w:rPr>
+          <w:rFonts w:ascii="Calibri" w:cs="Calibri" w:eastAsia="Calibri" w:hAnsi="Calibri"/>
+          <w:color w:val="888888"/>
+          <w:sz w:val="18"/>
+          <w:szCs w:val="18"/>
+        </w:rPr>
+        <w:t xml:space="preserve">   |   </w:t>
       </w:r>
       <w:r>
         <w:rPr>
@@ -389,9 +404,6 @@
     </w:p>
     <w:p>
       <w:pPr>
-        <w:tabs>
-          <w:tab w:val="right" w:pos="10440"/>
-        </w:tabs>
         <w:spacing w:after="10" w:before="150"/>
       </w:pPr>
       <w:r>
@@ -405,7 +417,13 @@
         <w:t xml:space="preserve">Missed You — Writer, Director &amp; Producer</w:t>
       </w:r>
       <w:r>
-        <w:t xml:space="preserve">	</w:t>
+        <w:rPr>
+          <w:rFonts w:ascii="Calibri" w:cs="Calibri" w:eastAsia="Calibri" w:hAnsi="Calibri"/>
+          <w:color w:val="888888"/>
+          <w:sz w:val="18"/>
+          <w:szCs w:val="18"/>
+        </w:rPr>
+        <w:t xml:space="preserve">   |   </w:t>
       </w:r>
       <w:r>
         <w:rPr>
@@ -442,7 +460,7 @@
         <w:pBdr>
           <w:bottom w:val="single" w:color="1A1A1A" w:sz="6" w:space="2"/>
         </w:pBdr>
-        <w:spacing w:after="90" w:before="220"/>
+        <w:spacing w:after="120" w:before="320"/>
       </w:pPr>
       <w:r>
         <w:rPr>
@@ -458,9 +476,6 @@
     </w:p>
     <w:p>
       <w:pPr>
-        <w:tabs>
-          <w:tab w:val="right" w:pos="10440"/>
-        </w:tabs>
         <w:spacing w:after="10" w:before="150"/>
       </w:pPr>
       <w:r>
@@ -474,7 +489,13 @@
         <w:t xml:space="preserve">Incentive Radar — Owner</w:t>
       </w:r>
       <w:r>
-        <w:t xml:space="preserve">	</w:t>
+        <w:rPr>
+          <w:rFonts w:ascii="Calibri" w:cs="Calibri" w:eastAsia="Calibri" w:hAnsi="Calibri"/>
+          <w:color w:val="888888"/>
+          <w:sz w:val="18"/>
+          <w:szCs w:val="18"/>
+        </w:rPr>
+        <w:t xml:space="preserve">   |   </w:t>
       </w:r>
       <w:r>
         <w:rPr>
@@ -526,9 +547,6 @@
     </w:p>
     <w:p>
       <w:pPr>
-        <w:tabs>
-          <w:tab w:val="right" w:pos="10440"/>
-        </w:tabs>
         <w:spacing w:after="10" w:before="150"/>
       </w:pPr>
       <w:r>
@@ -542,7 +560,13 @@
         <w:t xml:space="preserve">Syracuse University Honors Advisory Board — Vice President</w:t>
       </w:r>
       <w:r>
-        <w:t xml:space="preserve">	</w:t>
+        <w:rPr>
+          <w:rFonts w:ascii="Calibri" w:cs="Calibri" w:eastAsia="Calibri" w:hAnsi="Calibri"/>
+          <w:color w:val="888888"/>
+          <w:sz w:val="18"/>
+          <w:szCs w:val="18"/>
+        </w:rPr>
+        <w:t xml:space="preserve">   |   </w:t>
       </w:r>
       <w:r>
         <w:rPr>
@@ -576,9 +600,6 @@
     </w:p>
     <w:p>
       <w:pPr>
-        <w:tabs>
-          <w:tab w:val="right" w:pos="10440"/>
-        </w:tabs>
         <w:spacing w:after="10" w:before="150"/>
       </w:pPr>
       <w:r>
@@ -592,7 +613,13 @@
         <w:t xml:space="preserve">Syracuse University Black Honors Society — Secretary</w:t>
       </w:r>
       <w:r>
-        <w:t xml:space="preserve">	</w:t>
+        <w:rPr>
+          <w:rFonts w:ascii="Calibri" w:cs="Calibri" w:eastAsia="Calibri" w:hAnsi="Calibri"/>
+          <w:color w:val="888888"/>
+          <w:sz w:val="18"/>
+          <w:szCs w:val="18"/>
+        </w:rPr>
+        <w:t xml:space="preserve">   |   </w:t>
       </w:r>
       <w:r>
         <w:rPr>
@@ -626,9 +653,6 @@
     </w:p>
     <w:p>
       <w:pPr>
-        <w:tabs>
-          <w:tab w:val="right" w:pos="10440"/>
-        </w:tabs>
         <w:spacing w:after="10" w:before="150"/>
       </w:pPr>
       <w:r>
@@ -642,7 +666,13 @@
         <w:t xml:space="preserve">Tualatin Hills Parks and Recreation — Program Leader</w:t>
       </w:r>
       <w:r>
-        <w:t xml:space="preserve">	</w:t>
+        <w:rPr>
+          <w:rFonts w:ascii="Calibri" w:cs="Calibri" w:eastAsia="Calibri" w:hAnsi="Calibri"/>
+          <w:color w:val="888888"/>
+          <w:sz w:val="18"/>
+          <w:szCs w:val="18"/>
+        </w:rPr>
+        <w:t xml:space="preserve">   |   </w:t>
       </w:r>
       <w:r>
         <w:rPr>
@@ -679,7 +709,7 @@
         <w:pBdr>
           <w:bottom w:val="single" w:color="1A1A1A" w:sz="6" w:space="2"/>
         </w:pBdr>
-        <w:spacing w:after="90" w:before="220"/>
+        <w:spacing w:after="120" w:before="320"/>
       </w:pPr>
       <w:r>
         <w:rPr>

--- a/files/Ima_Kennerly_Resume_LAIKA.docx
+++ b/files/Ima_Kennerly_Resume_LAIKA.docx
@@ -30,7 +30,7 @@
           <w:sz w:val="18"/>
           <w:szCs w:val="18"/>
         </w:rPr>
-        <w:t xml:space="preserve">Syracuse, NY  |  Portland, OR  •  503-933-1006  •  iak06@outlook.com  •  Reel: youtu.be/Tta5cUtNBYk</w:t>
+        <w:t xml:space="preserve">919 E Genesee St Unit 474, Syracuse NY 13210  |  Portland, OR  •  503-933-1006  •  iak06@outlook.com  •  Reel: youtu.be/Tta5cUtNBYk</w:t>
       </w:r>
     </w:p>
     <w:p>

--- a/files/Ima_Kennerly_Resume_LAIKA.docx
+++ b/files/Ima_Kennerly_Resume_LAIKA.docx
@@ -222,7 +222,25 @@
           <w:sz w:val="20"/>
           <w:szCs w:val="20"/>
         </w:rPr>
-        <w:t xml:space="preserve">Lead a 15-person crew and manage resource allocation and scheduling for a zero-budget independent short; script selected for the Babelfest Playwright Festival.</w:t>
+        <w:t xml:space="preserve">Lead a 15-person crew and manage resource allocation and scheduling for a zero-budget independent short.</w:t>
+      </w:r>
+    </w:p>
+    <w:p>
+      <w:pPr>
+        <w:pStyle w:val="ListParagraph"/>
+        <w:numPr>
+          <w:ilvl w:val="0"/>
+          <w:numId w:val="2"/>
+        </w:numPr>
+        <w:spacing w:after="70"/>
+      </w:pPr>
+      <w:r>
+        <w:rPr>
+          <w:rFonts w:ascii="Calibri" w:cs="Calibri" w:eastAsia="Calibri" w:hAnsi="Calibri"/>
+          <w:sz w:val="20"/>
+          <w:szCs w:val="20"/>
+        </w:rPr>
+        <w:t xml:space="preserve">Selected for the Babelfest Playwright Competition; co-directed the stage adaptation of the script.</w:t>
       </w:r>
     </w:p>
     <w:p>

--- a/files/Ima_Kennerly_Resume_LAIKA.docx
+++ b/files/Ima_Kennerly_Resume_LAIKA.docx
@@ -784,7 +784,7 @@
           <w:sz w:val="20"/>
           <w:szCs w:val="20"/>
         </w:rPr>
-        <w:t xml:space="preserve">Excel/Google Sheets (advanced budgeting), Outlook, Final Draft, Premiere Pro, Final Cut Pro</w:t>
+        <w:t xml:space="preserve">Excel/Google Sheets (advanced budgeting), Outlook, StudioBinder, Final Draft, Premiere Pro, Final Cut Pro</w:t>
       </w:r>
     </w:p>
     <w:p>
@@ -807,7 +807,7 @@
           <w:sz w:val="20"/>
           <w:szCs w:val="20"/>
         </w:rPr>
-        <w:t xml:space="preserve">English (Native), French (Professional Working Proficiency, B2–C1), Spanish (Conversational)</w:t>
+        <w:t xml:space="preserve">English (Native), French (Professional Working Proficiency, B2–C1)</w:t>
       </w:r>
     </w:p>
     <w:sectPr>
